--- a/documents-src/reports/cpcf-2025-annual-report.docx
+++ b/documents-src/reports/cpcf-2025-annual-report.docx
@@ -1066,7 +1066,7 @@
           <w:i w:val="0"/>
           <w:sz w:val="19"/>
         </w:rPr>
-        <w:t>Complete figures appear in the Financial Summary, Fiscal Year 2025, available at https://example.github.io/cinder-peaks-community-foundation/documents/reports/cpcf-fy2025-financial-summary.pdf</w:t>
+        <w:t>Complete figures appear in the Financial Summary, Fiscal Year 2025, available at https://hufsa-stack.github.io/cinder-peaks-community-foundation/documents/reports/cpcf-fy2025-financial-summary.pdf</w:t>
       </w:r>
     </w:p>
     <w:p>
